--- a/Ciclo 02 - 2026/ANF/Anotaciones Unidad 2.docx
+++ b/Ciclo 02 - 2026/ANF/Anotaciones Unidad 2.docx
@@ -457,14 +457,7 @@
               <w:rFonts w:ascii="Cambria Math" w:hAnsi="Cambria Math"/>
               <w:highlight w:val="cyan"/>
             </w:rPr>
-            <m:t>Prueba Acida</m:t>
-          </m:r>
-          <m:r>
-            <w:rPr>
-              <w:rFonts w:ascii="Cambria Math" w:hAnsi="Cambria Math"/>
-              <w:highlight w:val="cyan"/>
-            </w:rPr>
-            <m:t>=</m:t>
+            <m:t>Prueba Acida=</m:t>
           </m:r>
           <m:f>
             <m:fPr>
@@ -482,14 +475,7 @@
                   <w:rFonts w:ascii="Cambria Math" w:hAnsi="Cambria Math"/>
                   <w:highlight w:val="cyan"/>
                 </w:rPr>
-                <m:t>Activos Corrientes</m:t>
-              </m:r>
-              <m:r>
-                <w:rPr>
-                  <w:rFonts w:ascii="Cambria Math" w:hAnsi="Cambria Math"/>
-                  <w:highlight w:val="cyan"/>
-                </w:rPr>
-                <m:t>-Inventario</m:t>
+                <m:t>Activos Corrientes-Inventario</m:t>
               </m:r>
             </m:num>
             <m:den>
@@ -741,7 +727,13 @@
     </w:p>
     <w:p>
       <w:r>
-        <w:t>Miden la rapidez con la que diversas cuentas se convierten en venta o efectivo, es decir, en entradas o salidas. Miden la eficiencia con la que opera una empresa en una variedad de dimensiones como: administración de inventarios, gastos y cobros.</w:t>
+        <w:t xml:space="preserve">Miden la rapidez con la que diversas cuentas se convierten en venta o efectivo, es decir, en entradas o salidas. </w:t>
+      </w:r>
+      <w:r>
+        <w:rPr>
+          <w:color w:val="EE0000"/>
+        </w:rPr>
+        <w:t>Miden la eficiencia con la que opera una empresa en una variedad de dimensiones como: administración de inventarios, gastos y cobros.</w:t>
       </w:r>
     </w:p>
     <w:p>
@@ -850,14 +842,7 @@
               <w:rFonts w:ascii="Cambria Math" w:hAnsi="Cambria Math"/>
               <w:highlight w:val="cyan"/>
             </w:rPr>
-            <m:t>Edad promedio de inventario</m:t>
-          </m:r>
-          <m:r>
-            <w:rPr>
-              <w:rFonts w:ascii="Cambria Math" w:hAnsi="Cambria Math"/>
-              <w:highlight w:val="cyan"/>
-            </w:rPr>
-            <m:t xml:space="preserve">= </m:t>
+            <m:t xml:space="preserve">Edad promedio de inventario= </m:t>
           </m:r>
           <m:f>
             <m:fPr>
@@ -920,14 +905,7 @@
               <w:rFonts w:ascii="Cambria Math" w:hAnsi="Cambria Math"/>
               <w:highlight w:val="cyan"/>
             </w:rPr>
-            <m:t>Tiempo promedio de cobro</m:t>
-          </m:r>
-          <m:r>
-            <w:rPr>
-              <w:rFonts w:ascii="Cambria Math" w:hAnsi="Cambria Math"/>
-              <w:highlight w:val="cyan"/>
-            </w:rPr>
-            <m:t xml:space="preserve">= </m:t>
+            <m:t xml:space="preserve">Tiempo promedio de cobro= </m:t>
           </m:r>
           <m:f>
             <m:fPr>
@@ -1002,13 +980,7 @@
                     <w:rPr>
                       <w:rFonts w:ascii="Cambria Math" w:hAnsi="Cambria Math"/>
                     </w:rPr>
-                    <m:t>Ingreso por ventas</m:t>
-                  </m:r>
-                  <m:r>
-                    <w:rPr>
-                      <w:rFonts w:ascii="Cambria Math" w:hAnsi="Cambria Math"/>
-                    </w:rPr>
-                    <m:t xml:space="preserve"> anuales</m:t>
+                    <m:t>Ingreso por ventas anuales</m:t>
                   </m:r>
                 </m:num>
                 <m:den>
@@ -1024,13 +996,7 @@
                 <w:rPr>
                   <w:rFonts w:ascii="Cambria Math" w:hAnsi="Cambria Math"/>
                 </w:rPr>
-                <m:t xml:space="preserve"> </m:t>
-              </m:r>
-              <m:r>
-                <w:rPr>
-                  <w:rFonts w:ascii="Cambria Math" w:hAnsi="Cambria Math"/>
-                </w:rPr>
-                <m:t>)</m:t>
+                <m:t xml:space="preserve"> )</m:t>
               </m:r>
             </m:den>
           </m:f>
@@ -1059,21 +1025,7 @@
               <w:rFonts w:ascii="Cambria Math" w:hAnsi="Cambria Math"/>
               <w:highlight w:val="cyan"/>
             </w:rPr>
-            <m:t xml:space="preserve">Tiempo promedio de </m:t>
-          </m:r>
-          <m:r>
-            <w:rPr>
-              <w:rFonts w:ascii="Cambria Math" w:hAnsi="Cambria Math"/>
-              <w:highlight w:val="cyan"/>
-            </w:rPr>
-            <m:t>pago</m:t>
-          </m:r>
-          <m:r>
-            <w:rPr>
-              <w:rFonts w:ascii="Cambria Math" w:hAnsi="Cambria Math"/>
-              <w:highlight w:val="cyan"/>
-            </w:rPr>
-            <m:t xml:space="preserve">= </m:t>
+            <m:t xml:space="preserve">Tiempo promedio de pago= </m:t>
           </m:r>
           <m:f>
             <m:fPr>
@@ -1091,14 +1043,7 @@
                   <w:rFonts w:ascii="Cambria Math" w:hAnsi="Cambria Math"/>
                   <w:highlight w:val="cyan"/>
                 </w:rPr>
-                <m:t xml:space="preserve">Cuentas por </m:t>
-              </m:r>
-              <m:r>
-                <w:rPr>
-                  <w:rFonts w:ascii="Cambria Math" w:hAnsi="Cambria Math"/>
-                  <w:highlight w:val="cyan"/>
-                </w:rPr>
-                <m:t>pagar</m:t>
+                <m:t>Cuentas por pagar</m:t>
               </m:r>
             </m:num>
             <m:den>
@@ -1107,14 +1052,7 @@
                   <w:rFonts w:ascii="Cambria Math" w:hAnsi="Cambria Math"/>
                   <w:highlight w:val="cyan"/>
                 </w:rPr>
-                <m:t>compras</m:t>
-              </m:r>
-              <m:r>
-                <w:rPr>
-                  <w:rFonts w:ascii="Cambria Math" w:hAnsi="Cambria Math"/>
-                  <w:highlight w:val="cyan"/>
-                </w:rPr>
-                <m:t xml:space="preserve"> diarias promedio </m:t>
+                <m:t xml:space="preserve">compras diarias promedio </m:t>
               </m:r>
             </m:den>
           </m:f>
@@ -1138,13 +1076,7 @@
                 <w:rPr>
                   <w:rFonts w:ascii="Cambria Math" w:hAnsi="Cambria Math"/>
                 </w:rPr>
-                <m:t xml:space="preserve">Cuentas por </m:t>
-              </m:r>
-              <m:r>
-                <w:rPr>
-                  <w:rFonts w:ascii="Cambria Math" w:hAnsi="Cambria Math"/>
-                </w:rPr>
-                <m:t>pagar</m:t>
+                <m:t>Cuentas por pagar</m:t>
               </m:r>
             </m:num>
             <m:den>
@@ -1168,13 +1100,7 @@
                     <w:rPr>
                       <w:rFonts w:ascii="Cambria Math" w:hAnsi="Cambria Math"/>
                     </w:rPr>
-                    <m:t xml:space="preserve">Ingreso por </m:t>
-                  </m:r>
-                  <m:r>
-                    <w:rPr>
-                      <w:rFonts w:ascii="Cambria Math" w:hAnsi="Cambria Math"/>
-                    </w:rPr>
-                    <m:t>compras anuales</m:t>
+                    <m:t>Ingreso por compras anuales</m:t>
                   </m:r>
                 </m:num>
                 <m:den>
@@ -1219,14 +1145,7 @@
               <w:rFonts w:ascii="Cambria Math" w:hAnsi="Cambria Math"/>
               <w:highlight w:val="cyan"/>
             </w:rPr>
-            <m:t>Rotacion de activos totales</m:t>
-          </m:r>
-          <m:r>
-            <w:rPr>
-              <w:rFonts w:ascii="Cambria Math" w:hAnsi="Cambria Math"/>
-              <w:highlight w:val="cyan"/>
-            </w:rPr>
-            <m:t xml:space="preserve">= </m:t>
+            <m:t xml:space="preserve">Rotacion de activos totales= </m:t>
           </m:r>
           <m:f>
             <m:fPr>
@@ -1253,14 +1172,7 @@
                   <w:rFonts w:ascii="Cambria Math" w:hAnsi="Cambria Math"/>
                   <w:highlight w:val="cyan"/>
                 </w:rPr>
-                <m:t>Total de activos</m:t>
-              </m:r>
-              <m:r>
-                <w:rPr>
-                  <w:rFonts w:ascii="Cambria Math" w:hAnsi="Cambria Math"/>
-                  <w:highlight w:val="cyan"/>
-                </w:rPr>
-                <m:t xml:space="preserve"> </m:t>
+                <m:t xml:space="preserve">Total de activos </m:t>
               </m:r>
             </m:den>
           </m:f>
@@ -1268,25 +1180,47 @@
       </m:oMathPara>
     </w:p>
     <w:p/>
+    <w:p>
+      <w:pPr>
+        <w:rPr>
+          <w:b/>
+          <w:bCs/>
+          <w:color w:val="EE0000"/>
+        </w:rPr>
+      </w:pPr>
+      <w:r>
+        <w:rPr>
+          <w:b/>
+          <w:bCs/>
+          <w:color w:val="EE0000"/>
+          <w:highlight w:val="yellow"/>
+        </w:rPr>
+        <w:t>Razones de Endeudamiento</w:t>
+      </w:r>
+    </w:p>
+    <w:p>
+      <w:pPr>
+        <w:rPr>
+          <w:b/>
+          <w:bCs/>
+        </w:rPr>
+      </w:pPr>
+      <w:r>
+        <w:rPr>
+          <w:b/>
+          <w:bCs/>
+          <w:highlight w:val="yellow"/>
+        </w:rPr>
+        <w:t>Análisis de endeudamiento: cálculos de razones e interpretación</w:t>
+      </w:r>
+    </w:p>
     <w:p/>
     <w:p>
       <w:pPr>
         <w:rPr>
-          <w:b/>
-          <w:bCs/>
-        </w:rPr>
-      </w:pPr>
-      <w:r>
-        <w:rPr>
-          <w:b/>
-          <w:bCs/>
-          <w:highlight w:val="yellow"/>
-        </w:rPr>
-        <w:t>Análisis de endeudamiento: cálculos de razones e interpretación</w:t>
-      </w:r>
-    </w:p>
-    <w:p/>
-    <w:p>
+          <w:color w:val="EE0000"/>
+        </w:rPr>
+      </w:pPr>
       <w:r>
         <w:rPr>
           <w:b/>
@@ -1295,7 +1229,13 @@
         <w:t>Posición de endeudamiento de una empresa:</w:t>
       </w:r>
       <w:r>
-        <w:t xml:space="preserve">  Indica el monto del dinero de otras personas que se usa para generar utilidades.  Esta razón nos permite analizar como se está invirtiendo el capital de sus socios y el capital financiado por instituciones de crédito.</w:t>
+        <w:t xml:space="preserve">  Indica el monto del dinero de otras personas que se usa para generar utilidades.  Esta razón nos </w:t>
+      </w:r>
+      <w:r>
+        <w:rPr>
+          <w:color w:val="EE0000"/>
+        </w:rPr>
+        <w:t>permite analizar como se está invirtiendo el capital de sus socios y el capital financiado por instituciones de crédito.</w:t>
       </w:r>
     </w:p>
     <w:p>
@@ -1533,16 +1473,7 @@
               <w:szCs w:val="20"/>
               <w:highlight w:val="cyan"/>
             </w:rPr>
-            <m:t>Indice de cobertura de pagos fijos</m:t>
-          </m:r>
-          <m:r>
-            <w:rPr>
-              <w:rFonts w:ascii="Cambria Math" w:hAnsi="Cambria Math"/>
-              <w:sz w:val="20"/>
-              <w:szCs w:val="20"/>
-              <w:highlight w:val="cyan"/>
-            </w:rPr>
-            <m:t xml:space="preserve">= </m:t>
+            <m:t xml:space="preserve">Indice de cobertura de pagos fijos= </m:t>
           </m:r>
           <m:f>
             <m:fPr>
@@ -1564,16 +1495,7 @@
                   <w:szCs w:val="20"/>
                   <w:highlight w:val="cyan"/>
                 </w:rPr>
-                <m:t>Utilidades antes de intereses e impuestos</m:t>
-              </m:r>
-              <m:r>
-                <w:rPr>
-                  <w:rFonts w:ascii="Cambria Math" w:hAnsi="Cambria Math"/>
-                  <w:sz w:val="20"/>
-                  <w:szCs w:val="20"/>
-                  <w:highlight w:val="cyan"/>
-                </w:rPr>
-                <m:t>+pagos de arrendamiento</m:t>
+                <m:t>Utilidades antes de intereses e impuestos+pagos de arrendamiento</m:t>
               </m:r>
             </m:num>
             <m:den>
@@ -1699,14 +1621,675 @@
         <w:t>1 / 1-T se incluye para ajustar el principal después de impuestos y los pagos de dividendos de acciones preferentes con un equivalente antes de impuestos.</w:t>
       </w:r>
     </w:p>
+    <w:p>
+      <w:pPr>
+        <w:rPr>
+          <w:b/>
+          <w:bCs/>
+          <w:color w:val="EE0000"/>
+        </w:rPr>
+      </w:pPr>
+      <w:r>
+        <w:rPr>
+          <w:b/>
+          <w:bCs/>
+          <w:color w:val="EE0000"/>
+          <w:highlight w:val="yellow"/>
+        </w:rPr>
+        <w:t>Razones de Rentabilidad</w:t>
+      </w:r>
+    </w:p>
+    <w:p>
+      <w:pPr>
+        <w:rPr>
+          <w:b/>
+          <w:bCs/>
+        </w:rPr>
+      </w:pPr>
+      <w:r>
+        <w:rPr>
+          <w:b/>
+          <w:bCs/>
+          <w:highlight w:val="yellow"/>
+        </w:rPr>
+        <w:t>Análisis de Rentabilidad: Calculo de razones e interpretación.</w:t>
+      </w:r>
+    </w:p>
+    <w:p>
+      <w:r>
+        <w:rPr>
+          <w:b/>
+          <w:bCs/>
+        </w:rPr>
+        <w:t>Definición de Rentabilidad:</w:t>
+      </w:r>
+      <w:r>
+        <w:t xml:space="preserve"> </w:t>
+      </w:r>
+      <w:r>
+        <w:rPr>
+          <w:color w:val="EE0000"/>
+        </w:rPr>
+        <w:t xml:space="preserve">Es la capacidad que tiene algo para generar suficiente utilidad o beneficio; </w:t>
+      </w:r>
+      <w:r>
+        <w:t>por ejemplo, un negocio es rentable cuando genera mas ingresos que egresos, un cliente es rentable cuando genera mayores ingresos que gastos, un área o departamento de una empresa es rentable cuando genera mayores ingresos que costos.</w:t>
+      </w:r>
+    </w:p>
+    <w:p>
+      <w:r>
+        <w:rPr>
+          <w:b/>
+          <w:bCs/>
+        </w:rPr>
+        <w:t>Estado de perdida y Ganancia de tamaño común:</w:t>
+      </w:r>
+      <w:r>
+        <w:t xml:space="preserve"> </w:t>
+      </w:r>
+      <w:r>
+        <w:t xml:space="preserve">Es el </w:t>
+      </w:r>
+      <w:r>
+        <w:t xml:space="preserve">Estado de resultados </w:t>
+      </w:r>
+      <w:r>
+        <w:t xml:space="preserve">en el que cada rubro se expresa como un porcentaje de las ventas. Es muy utilizada para evaluar la rentabilidad respecto a las ventas. Comparan el desempeño a lo largo de los años. </w:t>
+      </w:r>
+    </w:p>
+    <w:p>
+      <w:r>
+        <w:t xml:space="preserve">Algunos </w:t>
+      </w:r>
+      <w:r>
+        <w:t>índices de rentabilidad citados con frecuencia en el estado de perdidas y ganancia son:</w:t>
+      </w:r>
+      <w:r>
+        <w:t xml:space="preserve"> </w:t>
+      </w:r>
+    </w:p>
+    <w:p>
+      <w:pPr>
+        <w:pStyle w:val="Prrafodelista"/>
+        <w:numPr>
+          <w:ilvl w:val="0"/>
+          <w:numId w:val="6"/>
+        </w:numPr>
+      </w:pPr>
+      <w:r>
+        <w:rPr>
+          <w:b/>
+          <w:bCs/>
+          <w:highlight w:val="cyan"/>
+        </w:rPr>
+        <w:t>Margen de utilidad Bruta</w:t>
+      </w:r>
+      <w:r>
+        <w:t>:  Mide el porcentaje que queda de cada dólar de ventas después de que la empresa pagó sus bienes. Cuando mas alto es el margen mejor ya que es un menor costo en la mercancía vendida.</w:t>
+      </w:r>
+    </w:p>
+    <w:p>
+      <w:pPr>
+        <w:pStyle w:val="Prrafodelista"/>
+      </w:pPr>
+      <m:oMathPara>
+        <m:oMath>
+          <m:r>
+            <w:rPr>
+              <w:rFonts w:ascii="Cambria Math" w:hAnsi="Cambria Math"/>
+              <w:highlight w:val="cyan"/>
+            </w:rPr>
+            <m:t xml:space="preserve">Margen de utilidad Bruta= </m:t>
+          </m:r>
+          <m:f>
+            <m:fPr>
+              <m:ctrlPr>
+                <w:rPr>
+                  <w:rFonts w:ascii="Cambria Math" w:hAnsi="Cambria Math"/>
+                  <w:i/>
+                  <w:highlight w:val="cyan"/>
+                </w:rPr>
+              </m:ctrlPr>
+            </m:fPr>
+            <m:num>
+              <m:r>
+                <w:rPr>
+                  <w:rFonts w:ascii="Cambria Math" w:hAnsi="Cambria Math"/>
+                  <w:highlight w:val="cyan"/>
+                </w:rPr>
+                <m:t>Ventas-Costos de bienes vendidos</m:t>
+              </m:r>
+            </m:num>
+            <m:den>
+              <m:r>
+                <w:rPr>
+                  <w:rFonts w:ascii="Cambria Math" w:hAnsi="Cambria Math"/>
+                  <w:highlight w:val="cyan"/>
+                </w:rPr>
+                <m:t>Ventas</m:t>
+              </m:r>
+            </m:den>
+          </m:f>
+        </m:oMath>
+      </m:oMathPara>
+    </w:p>
+    <w:p>
+      <w:pPr>
+        <w:pStyle w:val="Prrafodelista"/>
+        <w:numPr>
+          <w:ilvl w:val="0"/>
+          <w:numId w:val="6"/>
+        </w:numPr>
+      </w:pPr>
+      <w:r>
+        <w:rPr>
+          <w:b/>
+          <w:bCs/>
+          <w:highlight w:val="cyan"/>
+        </w:rPr>
+        <w:lastRenderedPageBreak/>
+        <w:t>Margen de utilidad Operativa</w:t>
+      </w:r>
+      <w:r>
+        <w:t xml:space="preserve">: Mide el porcentaje que queda de cada dólar de ventas después de que se dedujeron todos los costos y gastos, excluyendo los intereses, impuestos y dividendos de acciones preferentes; las </w:t>
+      </w:r>
+      <w:proofErr w:type="gramStart"/>
+      <w:r>
+        <w:t>utilidades ”puras</w:t>
+      </w:r>
+      <w:proofErr w:type="gramEnd"/>
+      <w:r>
+        <w:t>” ganadas por cada dólar de venta</w:t>
+      </w:r>
+    </w:p>
+    <w:p>
+      <m:oMathPara>
+        <m:oMath>
+          <m:r>
+            <w:rPr>
+              <w:rFonts w:ascii="Cambria Math" w:hAnsi="Cambria Math"/>
+              <w:highlight w:val="cyan"/>
+            </w:rPr>
+            <m:t xml:space="preserve">Margen de utilidad Operativa= </m:t>
+          </m:r>
+          <m:f>
+            <m:fPr>
+              <m:ctrlPr>
+                <w:rPr>
+                  <w:rFonts w:ascii="Cambria Math" w:hAnsi="Cambria Math"/>
+                  <w:i/>
+                  <w:highlight w:val="cyan"/>
+                </w:rPr>
+              </m:ctrlPr>
+            </m:fPr>
+            <m:num>
+              <m:r>
+                <w:rPr>
+                  <w:rFonts w:ascii="Cambria Math" w:hAnsi="Cambria Math"/>
+                  <w:highlight w:val="cyan"/>
+                </w:rPr>
+                <m:t>Utilidad Operativa</m:t>
+              </m:r>
+            </m:num>
+            <m:den>
+              <m:r>
+                <w:rPr>
+                  <w:rFonts w:ascii="Cambria Math" w:hAnsi="Cambria Math"/>
+                  <w:highlight w:val="cyan"/>
+                </w:rPr>
+                <m:t>Ventas</m:t>
+              </m:r>
+            </m:den>
+          </m:f>
+        </m:oMath>
+      </m:oMathPara>
+    </w:p>
+    <w:p>
+      <w:pPr>
+        <w:pStyle w:val="Prrafodelista"/>
+        <w:numPr>
+          <w:ilvl w:val="0"/>
+          <w:numId w:val="6"/>
+        </w:numPr>
+      </w:pPr>
+      <w:r>
+        <w:rPr>
+          <w:b/>
+          <w:bCs/>
+          <w:highlight w:val="cyan"/>
+        </w:rPr>
+        <w:t>Margen de utilidad Neta</w:t>
+      </w:r>
+      <w:r>
+        <w:t>: Mide el porcentaje que queda de cada dólar de ventas después de que se dedujeron todos los costos y gastos, incluyendo los intereses, impuestos y dividendos de acciones preferentes.</w:t>
+      </w:r>
+    </w:p>
+    <w:p>
+      <m:oMathPara>
+        <m:oMath>
+          <m:r>
+            <w:rPr>
+              <w:rFonts w:ascii="Cambria Math" w:hAnsi="Cambria Math"/>
+              <w:highlight w:val="cyan"/>
+            </w:rPr>
+            <m:t xml:space="preserve">Margen de utilidad Neta= </m:t>
+          </m:r>
+          <m:f>
+            <m:fPr>
+              <m:ctrlPr>
+                <w:rPr>
+                  <w:rFonts w:ascii="Cambria Math" w:hAnsi="Cambria Math"/>
+                  <w:i/>
+                  <w:highlight w:val="cyan"/>
+                </w:rPr>
+              </m:ctrlPr>
+            </m:fPr>
+            <m:num>
+              <m:r>
+                <w:rPr>
+                  <w:rFonts w:ascii="Cambria Math" w:hAnsi="Cambria Math"/>
+                  <w:highlight w:val="cyan"/>
+                </w:rPr>
+                <m:t>Ganancias disponibles entre los accionistas</m:t>
+              </m:r>
+            </m:num>
+            <m:den>
+              <m:r>
+                <w:rPr>
+                  <w:rFonts w:ascii="Cambria Math" w:hAnsi="Cambria Math"/>
+                  <w:highlight w:val="cyan"/>
+                </w:rPr>
+                <m:t>Ventas</m:t>
+              </m:r>
+            </m:den>
+          </m:f>
+        </m:oMath>
+      </m:oMathPara>
+    </w:p>
+    <w:p/>
+    <w:p>
+      <w:pPr>
+        <w:rPr>
+          <w:b/>
+          <w:bCs/>
+        </w:rPr>
+      </w:pPr>
+      <w:r>
+        <w:rPr>
+          <w:b/>
+          <w:bCs/>
+          <w:highlight w:val="yellow"/>
+        </w:rPr>
+        <w:t>Rendimientos sobre los activos totales (RSA) y Rendimiento sobre el Patrimonio (RSP)</w:t>
+      </w:r>
+    </w:p>
+    <w:p>
+      <w:r>
+        <w:rPr>
+          <w:b/>
+          <w:bCs/>
+          <w:highlight w:val="cyan"/>
+        </w:rPr>
+        <w:t>Rendimientos sobre los activos totales (RSA):</w:t>
+      </w:r>
+      <w:r>
+        <w:rPr>
+          <w:b/>
+          <w:bCs/>
+        </w:rPr>
+        <w:t xml:space="preserve"> </w:t>
+      </w:r>
+      <w:r>
+        <w:t xml:space="preserve">Mide la </w:t>
+      </w:r>
+      <w:r>
+        <w:rPr>
+          <w:color w:val="EE0000"/>
+        </w:rPr>
+        <w:t xml:space="preserve">eficacia integral de la administración para generar utilidades con sus activos disponibles. </w:t>
+      </w:r>
+      <w:r>
+        <w:t>Se denomina también RENDIMIENTO SOBRE LA INVERSION (RSI)</w:t>
+      </w:r>
+    </w:p>
+    <w:p>
+      <m:oMathPara>
+        <m:oMath>
+          <m:r>
+            <w:rPr>
+              <w:rFonts w:ascii="Cambria Math" w:hAnsi="Cambria Math"/>
+              <w:highlight w:val="cyan"/>
+            </w:rPr>
+            <m:t>RSA=</m:t>
+          </m:r>
+          <m:f>
+            <m:fPr>
+              <m:ctrlPr>
+                <w:rPr>
+                  <w:rFonts w:ascii="Cambria Math" w:hAnsi="Cambria Math"/>
+                  <w:i/>
+                  <w:highlight w:val="cyan"/>
+                </w:rPr>
+              </m:ctrlPr>
+            </m:fPr>
+            <m:num>
+              <m:r>
+                <w:rPr>
+                  <w:rFonts w:ascii="Cambria Math" w:hAnsi="Cambria Math"/>
+                  <w:highlight w:val="cyan"/>
+                </w:rPr>
+                <m:t>Ganancia disponible para los accionistas comunes</m:t>
+              </m:r>
+            </m:num>
+            <m:den>
+              <m:r>
+                <w:rPr>
+                  <w:rFonts w:ascii="Cambria Math" w:hAnsi="Cambria Math"/>
+                  <w:highlight w:val="cyan"/>
+                </w:rPr>
+                <m:t>Total de activos</m:t>
+              </m:r>
+            </m:den>
+          </m:f>
+        </m:oMath>
+      </m:oMathPara>
+    </w:p>
+    <w:p/>
+    <w:p>
+      <w:r>
+        <w:rPr>
+          <w:b/>
+          <w:bCs/>
+          <w:highlight w:val="cyan"/>
+        </w:rPr>
+        <w:t>Rendimiento sobre el Patrimonio (RSP):</w:t>
+      </w:r>
+      <w:r>
+        <w:rPr>
+          <w:b/>
+          <w:bCs/>
+        </w:rPr>
+        <w:t xml:space="preserve"> </w:t>
+      </w:r>
+      <w:r>
+        <w:t xml:space="preserve">Mide el rendimiento ganado sobre la </w:t>
+      </w:r>
+      <w:r>
+        <w:t>inversión de los accionistas comunes de la empresa</w:t>
+      </w:r>
+    </w:p>
+    <w:p>
+      <m:oMathPara>
+        <m:oMath>
+          <m:r>
+            <w:rPr>
+              <w:rFonts w:ascii="Cambria Math" w:hAnsi="Cambria Math"/>
+              <w:highlight w:val="cyan"/>
+            </w:rPr>
+            <m:t>RSP=</m:t>
+          </m:r>
+          <m:f>
+            <m:fPr>
+              <m:ctrlPr>
+                <w:rPr>
+                  <w:rFonts w:ascii="Cambria Math" w:hAnsi="Cambria Math"/>
+                  <w:i/>
+                  <w:highlight w:val="cyan"/>
+                </w:rPr>
+              </m:ctrlPr>
+            </m:fPr>
+            <m:num>
+              <m:r>
+                <w:rPr>
+                  <w:rFonts w:ascii="Cambria Math" w:hAnsi="Cambria Math"/>
+                  <w:highlight w:val="cyan"/>
+                </w:rPr>
+                <m:t>Ganancia disponible para los accionista comunes</m:t>
+              </m:r>
+            </m:num>
+            <m:den>
+              <m:r>
+                <w:rPr>
+                  <w:rFonts w:ascii="Cambria Math" w:hAnsi="Cambria Math"/>
+                  <w:highlight w:val="cyan"/>
+                </w:rPr>
+                <m:t>Capital en acciones comunes</m:t>
+              </m:r>
+            </m:den>
+          </m:f>
+        </m:oMath>
+      </m:oMathPara>
+    </w:p>
     <w:p/>
     <w:p/>
-    <w:p/>
-    <w:p/>
-    <w:p/>
-    <w:p/>
-    <w:p/>
-    <w:p/>
+    <w:p>
+      <w:pPr>
+        <w:rPr>
+          <w:b/>
+          <w:bCs/>
+          <w:color w:val="EE0000"/>
+        </w:rPr>
+      </w:pPr>
+      <w:r>
+        <w:rPr>
+          <w:b/>
+          <w:bCs/>
+          <w:color w:val="EE0000"/>
+          <w:highlight w:val="yellow"/>
+        </w:rPr>
+        <w:t>Razones de Mercado</w:t>
+      </w:r>
+    </w:p>
+    <w:p>
+      <w:r>
+        <w:rPr>
+          <w:b/>
+          <w:bCs/>
+        </w:rPr>
+        <w:t>Definición</w:t>
+      </w:r>
+      <w:r>
+        <w:t xml:space="preserve">:  Las razones de mercado </w:t>
+      </w:r>
+      <w:r>
+        <w:rPr>
+          <w:color w:val="EE0000"/>
+        </w:rPr>
+        <w:t>relacionan el valor del mercado de una empresa, medido por el precio de mercado de sus acciones, con ciertos valores contables.</w:t>
+      </w:r>
+      <w:r>
+        <w:t xml:space="preserve"> Explican que tan bien se desarrolla la empresa en cuanto al riesgo y rendimiento</w:t>
+      </w:r>
+    </w:p>
+    <w:p>
+      <w:r>
+        <w:t>Son una metodología de análisis financiero que relacionan el valor de mercado de una firma con valores contables particulares.</w:t>
+      </w:r>
+    </w:p>
+    <w:p>
+      <w:r>
+        <w:t>Según los inversionistas del mercado, reflejan sobre una base relativa la evaluación que hacen los accionistas comunes de todos los aspectos del desempeño pasado y futuro de la empresa.</w:t>
+      </w:r>
+    </w:p>
+    <w:p>
+      <w:r>
+        <w:rPr>
+          <w:b/>
+          <w:bCs/>
+        </w:rPr>
+        <w:t>Valor en Libros o Valor Contable:</w:t>
+      </w:r>
+      <w:r>
+        <w:t xml:space="preserve"> Es a la cuantía neta por la cual es registrada un rubro en los estados financieros.</w:t>
+      </w:r>
+    </w:p>
+    <w:p>
+      <w:r>
+        <w:rPr>
+          <w:b/>
+          <w:bCs/>
+          <w:highlight w:val="cyan"/>
+        </w:rPr>
+        <w:t>Relación Precio/Ganancia (P/G):</w:t>
+      </w:r>
+      <w:r>
+        <w:t xml:space="preserve"> Mide la cantidad que los inversionistas están dispuestos a pagar por cada dólar de las ganancias de una empresa; cuanto mayor sea la relación P/G, mayor será la confianza de los inversionistas.</w:t>
+      </w:r>
+    </w:p>
+    <w:p>
+      <w:pPr>
+        <w:rPr>
+          <w:rFonts w:eastAsiaTheme="minorEastAsia"/>
+        </w:rPr>
+      </w:pPr>
+      <m:oMathPara>
+        <m:oMath>
+          <m:r>
+            <w:rPr>
+              <w:rFonts w:ascii="Cambria Math" w:hAnsi="Cambria Math"/>
+              <w:highlight w:val="cyan"/>
+            </w:rPr>
+            <m:t>Relacion</m:t>
+          </m:r>
+          <m:f>
+            <m:fPr>
+              <m:type m:val="skw"/>
+              <m:ctrlPr>
+                <w:rPr>
+                  <w:rFonts w:ascii="Cambria Math" w:hAnsi="Cambria Math"/>
+                  <w:i/>
+                  <w:highlight w:val="cyan"/>
+                </w:rPr>
+              </m:ctrlPr>
+            </m:fPr>
+            <m:num>
+              <m:r>
+                <w:rPr>
+                  <w:rFonts w:ascii="Cambria Math" w:hAnsi="Cambria Math"/>
+                  <w:highlight w:val="cyan"/>
+                </w:rPr>
+                <m:t>P</m:t>
+              </m:r>
+            </m:num>
+            <m:den>
+              <m:r>
+                <w:rPr>
+                  <w:rFonts w:ascii="Cambria Math" w:hAnsi="Cambria Math"/>
+                  <w:highlight w:val="cyan"/>
+                </w:rPr>
+                <m:t>G</m:t>
+              </m:r>
+            </m:den>
+          </m:f>
+          <m:r>
+            <w:rPr>
+              <w:rFonts w:ascii="Cambria Math" w:hAnsi="Cambria Math"/>
+              <w:highlight w:val="cyan"/>
+            </w:rPr>
+            <m:t xml:space="preserve">= </m:t>
+          </m:r>
+          <m:f>
+            <m:fPr>
+              <m:ctrlPr>
+                <w:rPr>
+                  <w:rFonts w:ascii="Cambria Math" w:hAnsi="Cambria Math"/>
+                  <w:i/>
+                  <w:highlight w:val="cyan"/>
+                </w:rPr>
+              </m:ctrlPr>
+            </m:fPr>
+            <m:num>
+              <m:r>
+                <w:rPr>
+                  <w:rFonts w:ascii="Cambria Math" w:hAnsi="Cambria Math"/>
+                  <w:highlight w:val="cyan"/>
+                </w:rPr>
+                <m:t>Precio de mercado por accion comun</m:t>
+              </m:r>
+            </m:num>
+            <m:den>
+              <m:r>
+                <w:rPr>
+                  <w:rFonts w:ascii="Cambria Math" w:hAnsi="Cambria Math"/>
+                  <w:highlight w:val="cyan"/>
+                </w:rPr>
+                <m:t>Ganancias por accion</m:t>
+              </m:r>
+            </m:den>
+          </m:f>
+        </m:oMath>
+      </m:oMathPara>
+    </w:p>
+    <w:p>
+      <w:pPr>
+        <w:rPr>
+          <w:rFonts w:eastAsiaTheme="minorEastAsia"/>
+        </w:rPr>
+      </w:pPr>
+      <w:r>
+        <w:rPr>
+          <w:rFonts w:eastAsiaTheme="minorEastAsia"/>
+          <w:b/>
+          <w:bCs/>
+          <w:highlight w:val="cyan"/>
+        </w:rPr>
+        <w:lastRenderedPageBreak/>
+        <w:t>Razón de Mercado/Libro (M/L):</w:t>
+      </w:r>
+      <w:r>
+        <w:rPr>
+          <w:rFonts w:eastAsiaTheme="minorEastAsia"/>
+        </w:rPr>
+        <w:t xml:space="preserve"> Permite hacer una evaluación de cómo los inversionistas ven el desempeño de la empresa. Las compañías de las que se esperan altos rendimientos en relación con su riesgo, por lo general, venden a múltiplo M/L más alto.</w:t>
+      </w:r>
+    </w:p>
+    <w:p>
+      <w:pPr>
+        <w:rPr>
+          <w:rFonts w:eastAsiaTheme="minorEastAsia"/>
+        </w:rPr>
+      </w:pPr>
+      <m:oMathPara>
+        <m:oMath>
+          <m:r>
+            <w:rPr>
+              <w:rFonts w:ascii="Cambria Math" w:hAnsi="Cambria Math"/>
+              <w:highlight w:val="cyan"/>
+            </w:rPr>
+            <m:t xml:space="preserve">Valor en libros por accion comun= </m:t>
+          </m:r>
+          <m:f>
+            <m:fPr>
+              <m:ctrlPr>
+                <w:rPr>
+                  <w:rFonts w:ascii="Cambria Math" w:hAnsi="Cambria Math"/>
+                  <w:i/>
+                  <w:highlight w:val="cyan"/>
+                </w:rPr>
+              </m:ctrlPr>
+            </m:fPr>
+            <m:num>
+              <m:r>
+                <w:rPr>
+                  <w:rFonts w:ascii="Cambria Math" w:hAnsi="Cambria Math"/>
+                  <w:highlight w:val="cyan"/>
+                </w:rPr>
+                <m:t>Capital en acciones comunes</m:t>
+              </m:r>
+            </m:num>
+            <m:den>
+              <m:r>
+                <w:rPr>
+                  <w:rFonts w:ascii="Cambria Math" w:hAnsi="Cambria Math"/>
+                  <w:highlight w:val="cyan"/>
+                </w:rPr>
+                <m:t>Numero de acciones comunes en circulacion</m:t>
+              </m:r>
+            </m:den>
+          </m:f>
+        </m:oMath>
+      </m:oMathPara>
+    </w:p>
     <w:p/>
     <w:sectPr>
       <w:pgSz w:w="12240" w:h="15840"/>
@@ -1810,6 +2393,95 @@
     </w:lvl>
   </w:abstractNum>
   <w:abstractNum w:abstractNumId="1" w15:restartNumberingAfterBreak="0">
+    <w:nsid w:val="21033727"/>
+    <w:multiLevelType w:val="hybridMultilevel"/>
+    <w:tmpl w:val="4F0005E4"/>
+    <w:lvl w:ilvl="0" w:tplc="440A000F">
+      <w:start w:val="1"/>
+      <w:numFmt w:val="decimal"/>
+      <w:lvlText w:val="%1."/>
+      <w:lvlJc w:val="left"/>
+      <w:pPr>
+        <w:ind w:left="720" w:hanging="360"/>
+      </w:pPr>
+      <w:rPr>
+        <w:rFonts w:hint="default"/>
+      </w:rPr>
+    </w:lvl>
+    <w:lvl w:ilvl="1" w:tplc="440A0019" w:tentative="1">
+      <w:start w:val="1"/>
+      <w:numFmt w:val="lowerLetter"/>
+      <w:lvlText w:val="%2."/>
+      <w:lvlJc w:val="left"/>
+      <w:pPr>
+        <w:ind w:left="1440" w:hanging="360"/>
+      </w:pPr>
+    </w:lvl>
+    <w:lvl w:ilvl="2" w:tplc="440A001B" w:tentative="1">
+      <w:start w:val="1"/>
+      <w:numFmt w:val="lowerRoman"/>
+      <w:lvlText w:val="%3."/>
+      <w:lvlJc w:val="right"/>
+      <w:pPr>
+        <w:ind w:left="2160" w:hanging="180"/>
+      </w:pPr>
+    </w:lvl>
+    <w:lvl w:ilvl="3" w:tplc="440A000F" w:tentative="1">
+      <w:start w:val="1"/>
+      <w:numFmt w:val="decimal"/>
+      <w:lvlText w:val="%4."/>
+      <w:lvlJc w:val="left"/>
+      <w:pPr>
+        <w:ind w:left="2880" w:hanging="360"/>
+      </w:pPr>
+    </w:lvl>
+    <w:lvl w:ilvl="4" w:tplc="440A0019" w:tentative="1">
+      <w:start w:val="1"/>
+      <w:numFmt w:val="lowerLetter"/>
+      <w:lvlText w:val="%5."/>
+      <w:lvlJc w:val="left"/>
+      <w:pPr>
+        <w:ind w:left="3600" w:hanging="360"/>
+      </w:pPr>
+    </w:lvl>
+    <w:lvl w:ilvl="5" w:tplc="440A001B" w:tentative="1">
+      <w:start w:val="1"/>
+      <w:numFmt w:val="lowerRoman"/>
+      <w:lvlText w:val="%6."/>
+      <w:lvlJc w:val="right"/>
+      <w:pPr>
+        <w:ind w:left="4320" w:hanging="180"/>
+      </w:pPr>
+    </w:lvl>
+    <w:lvl w:ilvl="6" w:tplc="440A000F" w:tentative="1">
+      <w:start w:val="1"/>
+      <w:numFmt w:val="decimal"/>
+      <w:lvlText w:val="%7."/>
+      <w:lvlJc w:val="left"/>
+      <w:pPr>
+        <w:ind w:left="5040" w:hanging="360"/>
+      </w:pPr>
+    </w:lvl>
+    <w:lvl w:ilvl="7" w:tplc="440A0019" w:tentative="1">
+      <w:start w:val="1"/>
+      <w:numFmt w:val="lowerLetter"/>
+      <w:lvlText w:val="%8."/>
+      <w:lvlJc w:val="left"/>
+      <w:pPr>
+        <w:ind w:left="5760" w:hanging="360"/>
+      </w:pPr>
+    </w:lvl>
+    <w:lvl w:ilvl="8" w:tplc="440A001B" w:tentative="1">
+      <w:start w:val="1"/>
+      <w:numFmt w:val="lowerRoman"/>
+      <w:lvlText w:val="%9."/>
+      <w:lvlJc w:val="right"/>
+      <w:pPr>
+        <w:ind w:left="6480" w:hanging="180"/>
+      </w:pPr>
+    </w:lvl>
+  </w:abstractNum>
+  <w:abstractNum w:abstractNumId="2" w15:restartNumberingAfterBreak="0">
     <w:nsid w:val="2FCA13BC"/>
     <w:multiLevelType w:val="hybridMultilevel"/>
     <w:tmpl w:val="DE04C786"/>
@@ -1898,7 +2570,7 @@
       </w:pPr>
     </w:lvl>
   </w:abstractNum>
-  <w:abstractNum w:abstractNumId="2" w15:restartNumberingAfterBreak="0">
+  <w:abstractNum w:abstractNumId="3" w15:restartNumberingAfterBreak="0">
     <w:nsid w:val="617928F5"/>
     <w:multiLevelType w:val="hybridMultilevel"/>
     <w:tmpl w:val="8BE8D49C"/>
@@ -2010,7 +2682,7 @@
       </w:rPr>
     </w:lvl>
   </w:abstractNum>
-  <w:abstractNum w:abstractNumId="3" w15:restartNumberingAfterBreak="0">
+  <w:abstractNum w:abstractNumId="4" w15:restartNumberingAfterBreak="0">
     <w:nsid w:val="70583DDA"/>
     <w:multiLevelType w:val="hybridMultilevel"/>
     <w:tmpl w:val="F49489F2"/>
@@ -2099,7 +2771,7 @@
       </w:pPr>
     </w:lvl>
   </w:abstractNum>
-  <w:abstractNum w:abstractNumId="4" w15:restartNumberingAfterBreak="0">
+  <w:abstractNum w:abstractNumId="5" w15:restartNumberingAfterBreak="0">
     <w:nsid w:val="738D2FB9"/>
     <w:multiLevelType w:val="hybridMultilevel"/>
     <w:tmpl w:val="E2DEF446"/>
@@ -2189,19 +2861,22 @@
     </w:lvl>
   </w:abstractNum>
   <w:num w:numId="1" w16cid:durableId="448284160">
-    <w:abstractNumId w:val="2"/>
+    <w:abstractNumId w:val="3"/>
   </w:num>
   <w:num w:numId="2" w16cid:durableId="1296915059">
     <w:abstractNumId w:val="0"/>
   </w:num>
   <w:num w:numId="3" w16cid:durableId="951790343">
-    <w:abstractNumId w:val="1"/>
+    <w:abstractNumId w:val="2"/>
   </w:num>
   <w:num w:numId="4" w16cid:durableId="307050072">
-    <w:abstractNumId w:val="3"/>
+    <w:abstractNumId w:val="4"/>
   </w:num>
   <w:num w:numId="5" w16cid:durableId="415446142">
-    <w:abstractNumId w:val="4"/>
+    <w:abstractNumId w:val="5"/>
+  </w:num>
+  <w:num w:numId="6" w16cid:durableId="379092487">
+    <w:abstractNumId w:val="1"/>
   </w:num>
 </w:numbering>
 </file>
@@ -2808,6 +3483,7 @@
   <w:style w:type="character" w:default="1" w:styleId="Fuentedeprrafopredeter">
     <w:name w:val="Default Paragraph Font"/>
     <w:uiPriority w:val="1"/>
+    <w:semiHidden/>
     <w:unhideWhenUsed/>
   </w:style>
   <w:style w:type="table" w:default="1" w:styleId="Tablanormal">
